--- a/template.docx
+++ b/template.docx
@@ -802,7 +802,18 @@
                 <w:szCs w:val="20"/>
                 <w:lang w:val="it-IT"/>
               </w:rPr>
-              <w:t>Disputed Charge Date</w:t>
+              <w:t xml:space="preserve">Disputed </w:t>
+            </w:r>
+            <w:r>
+              <w:rPr>
+                <w:b/>
+                <w:bCs/>
+                <w:color w:val="FFFFFF"/>
+                <w:sz w:val="20"/>
+                <w:szCs w:val="20"/>
+                <w:lang w:val="it-IT"/>
+              </w:rPr>
+              <w:t>Order ID</w:t>
             </w:r>
           </w:p>
         </w:tc>
@@ -841,27 +852,7 @@
                 <w:iCs/>
                 <w:color w:val="1F69B2"/>
               </w:rPr>
-              <w:t>{</w:t>
-            </w:r>
-            <w:r>
-              <w:rPr>
-                <w:b/>
-                <w:bCs/>
-                <w:i/>
-                <w:iCs/>
-                <w:color w:val="1F69B2"/>
-              </w:rPr>
-              <w:t>Disputed Charge Date</w:t>
-            </w:r>
-            <w:r>
-              <w:rPr>
-                <w:b/>
-                <w:bCs/>
-                <w:i/>
-                <w:iCs/>
-                <w:color w:val="1F69B2"/>
-              </w:rPr>
-              <w:t>}</w:t>
+              <w:t>{Disputed Order ID}</w:t>
             </w:r>
           </w:p>
         </w:tc>
@@ -1883,10 +1874,7 @@
           </w:tcPr>
           <w:p>
             <w:r>
-              <w:t>Instalment #</w:t>
-            </w:r>
-            <w:r>
-              <w:t>2</w:t>
+              <w:t>Instalment #2</w:t>
             </w:r>
           </w:p>
         </w:tc>
@@ -2715,10 +2703,22 @@
           </w:tcPr>
           <w:p>
             <w:r>
-              <w:t>Terms &amp; Conditions — Section 5 (Instalment obligation)</w:t>
-            </w:r>
-            <w:r>
-              <w:t xml:space="preserve"> - </w:t>
+              <w:t>Terms &amp; Conditions — Section 5 (</w:t>
+            </w:r>
+            <w:r>
+              <w:t>Orders</w:t>
+            </w:r>
+            <w:r>
+              <w:t>)</w:t>
+            </w:r>
+            <w:r>
+              <w:t xml:space="preserve"> </w:t>
+            </w:r>
+            <w:r>
+              <w:t>– Section 8 (Return Policy) – Check-out cancellations policy</w:t>
+            </w:r>
+            <w:r>
+              <w:t xml:space="preserve"> </w:t>
             </w:r>
           </w:p>
         </w:tc>
